--- a/Doc/Dokumentation.docx
+++ b/Doc/Dokumentation.docx
@@ -349,7 +349,6 @@
     </w:p>
     <w:p>
       <w:pPr>
-        <w:jc w:val="center"/>
         <w:rPr>
           <w:rFonts w:ascii="Calibri" w:hAnsi="Calibri" w:cs="Calibri"/>
           <w:b/>
@@ -458,7 +457,15 @@
           <w:sz w:val="36"/>
           <w:szCs w:val="36"/>
         </w:rPr>
-        <w:t>Beschreibung der Hardware</w:t>
+        <w:t xml:space="preserve">Beschreibung der </w:t>
+      </w:r>
+      <w:r>
+        <w:rPr>
+          <w:rFonts w:ascii="Calibri" w:hAnsi="Calibri" w:cs="Calibri"/>
+          <w:sz w:val="36"/>
+          <w:szCs w:val="36"/>
+        </w:rPr>
+        <w:t>Sortieranlage</w:t>
       </w:r>
     </w:p>
     <w:p>
@@ -1144,7 +1151,510 @@
     </w:p>
     <w:p>
       <w:pPr>
-        <w:pStyle w:val="Listenabsatz"/>
+        <w:rPr>
+          <w:rFonts w:ascii="Calibri" w:hAnsi="Calibri" w:cs="Calibri"/>
+          <w:sz w:val="24"/>
+          <w:szCs w:val="24"/>
+        </w:rPr>
+      </w:pPr>
+    </w:p>
+    <w:p>
+      <w:pPr>
+        <w:rPr>
+          <w:rFonts w:ascii="Calibri" w:hAnsi="Calibri" w:cs="Calibri"/>
+          <w:b/>
+          <w:bCs/>
+          <w:sz w:val="24"/>
+          <w:szCs w:val="24"/>
+        </w:rPr>
+      </w:pPr>
+      <w:r>
+        <w:rPr>
+          <w:rFonts w:ascii="Calibri" w:hAnsi="Calibri" w:cs="Calibri"/>
+          <w:b/>
+          <w:bCs/>
+          <w:sz w:val="24"/>
+          <w:szCs w:val="24"/>
+        </w:rPr>
+        <w:t>2. Beschreibung der Sortieranlage</w:t>
+      </w:r>
+    </w:p>
+    <w:p>
+      <w:pPr>
+        <w:rPr>
+          <w:rFonts w:ascii="Calibri" w:hAnsi="Calibri" w:cs="Calibri"/>
+          <w:sz w:val="24"/>
+          <w:szCs w:val="24"/>
+        </w:rPr>
+      </w:pPr>
+      <w:r>
+        <w:rPr>
+          <w:rFonts w:ascii="Calibri" w:hAnsi="Calibri" w:cs="Calibri"/>
+          <w:sz w:val="24"/>
+          <w:szCs w:val="24"/>
+        </w:rPr>
+        <w:t>Die Fischertechnik-Sortieranlage besteht aus einer Lichtschranke, einem Farbsensor, einem Eingangslager und einem Ausgangslager mit der Kapazität für drei unterschiedliche Farben. Das Sortieren erfolgt durch einen Kran, der sich</w:t>
+      </w:r>
+      <w:r>
+        <w:rPr>
+          <w:rFonts w:ascii="Calibri" w:hAnsi="Calibri" w:cs="Calibri"/>
+          <w:sz w:val="24"/>
+          <w:szCs w:val="24"/>
+        </w:rPr>
+        <w:t xml:space="preserve"> mittels eines Motors,</w:t>
+      </w:r>
+      <w:r>
+        <w:rPr>
+          <w:rFonts w:ascii="Calibri" w:hAnsi="Calibri" w:cs="Calibri"/>
+          <w:sz w:val="24"/>
+          <w:szCs w:val="24"/>
+        </w:rPr>
+        <w:t xml:space="preserve"> im Uhrzeigersinn</w:t>
+      </w:r>
+      <w:r>
+        <w:rPr>
+          <w:rFonts w:ascii="Calibri" w:hAnsi="Calibri" w:cs="Calibri"/>
+          <w:sz w:val="24"/>
+          <w:szCs w:val="24"/>
+        </w:rPr>
+        <w:t xml:space="preserve"> bis zu ca. 180 Grad</w:t>
+      </w:r>
+      <w:r>
+        <w:rPr>
+          <w:rFonts w:ascii="Calibri" w:hAnsi="Calibri" w:cs="Calibri"/>
+          <w:sz w:val="24"/>
+          <w:szCs w:val="24"/>
+        </w:rPr>
+        <w:t xml:space="preserve"> bewegen und sich </w:t>
+      </w:r>
+      <w:r>
+        <w:rPr>
+          <w:rFonts w:ascii="Calibri" w:hAnsi="Calibri" w:cs="Calibri"/>
+          <w:sz w:val="24"/>
+          <w:szCs w:val="24"/>
+        </w:rPr>
+        <w:t>i</w:t>
+      </w:r>
+      <w:r>
+        <w:rPr>
+          <w:rFonts w:ascii="Calibri" w:hAnsi="Calibri" w:cs="Calibri"/>
+          <w:sz w:val="24"/>
+          <w:szCs w:val="24"/>
+        </w:rPr>
+        <w:t xml:space="preserve">m Bedarfsfall absenken </w:t>
+      </w:r>
+      <w:r>
+        <w:rPr>
+          <w:rFonts w:ascii="Calibri" w:hAnsi="Calibri" w:cs="Calibri"/>
+          <w:sz w:val="24"/>
+          <w:szCs w:val="24"/>
+        </w:rPr>
+        <w:t>kann</w:t>
+      </w:r>
+      <w:r>
+        <w:rPr>
+          <w:rFonts w:ascii="Calibri" w:hAnsi="Calibri" w:cs="Calibri"/>
+          <w:sz w:val="24"/>
+          <w:szCs w:val="24"/>
+        </w:rPr>
+        <w:t>.</w:t>
+      </w:r>
+      <w:r>
+        <w:rPr>
+          <w:rFonts w:ascii="Calibri" w:hAnsi="Calibri" w:cs="Calibri"/>
+          <w:sz w:val="24"/>
+          <w:szCs w:val="24"/>
+        </w:rPr>
+        <w:t xml:space="preserve"> Zusätzlich beinhaltet der Kran noch einen Ausgangspositionssensor und einen Flankenzähler, welcher der Positionserkennung dient.</w:t>
+      </w:r>
+    </w:p>
+    <w:p>
+      <w:pPr>
+        <w:rPr>
+          <w:rFonts w:ascii="Calibri" w:hAnsi="Calibri" w:cs="Calibri"/>
+          <w:sz w:val="24"/>
+          <w:szCs w:val="24"/>
+        </w:rPr>
+      </w:pPr>
+      <w:r>
+        <w:rPr>
+          <w:rFonts w:ascii="Calibri" w:hAnsi="Calibri" w:cs="Calibri"/>
+          <w:sz w:val="24"/>
+          <w:szCs w:val="24"/>
+        </w:rPr>
+        <w:t xml:space="preserve">Außerdem </w:t>
+      </w:r>
+      <w:r>
+        <w:rPr>
+          <w:rFonts w:ascii="Calibri" w:hAnsi="Calibri" w:cs="Calibri"/>
+          <w:sz w:val="24"/>
+          <w:szCs w:val="24"/>
+        </w:rPr>
+        <w:t>hat</w:t>
+      </w:r>
+      <w:r>
+        <w:rPr>
+          <w:rFonts w:ascii="Calibri" w:hAnsi="Calibri" w:cs="Calibri"/>
+          <w:sz w:val="24"/>
+          <w:szCs w:val="24"/>
+        </w:rPr>
+        <w:t xml:space="preserve"> die Anlage einen Kompressor incl. mehrerer Pneumatik-Steuereinheiten die </w:t>
+      </w:r>
+      <w:r>
+        <w:rPr>
+          <w:rFonts w:ascii="Calibri" w:hAnsi="Calibri" w:cs="Calibri"/>
+          <w:sz w:val="24"/>
+          <w:szCs w:val="24"/>
+        </w:rPr>
+        <w:t>das Absenken, sowie das Ansaugen von Werkstücken ermöglicht.</w:t>
+      </w:r>
+    </w:p>
+    <w:p>
+      <w:pPr>
+        <w:rPr>
+          <w:rFonts w:ascii="Calibri" w:hAnsi="Calibri" w:cs="Calibri"/>
+          <w:sz w:val="24"/>
+          <w:szCs w:val="24"/>
+        </w:rPr>
+      </w:pPr>
+    </w:p>
+    <w:p>
+      <w:pPr>
+        <w:rPr>
+          <w:rFonts w:ascii="Calibri" w:hAnsi="Calibri" w:cs="Calibri"/>
+          <w:b/>
+          <w:bCs/>
+          <w:sz w:val="24"/>
+          <w:szCs w:val="24"/>
+        </w:rPr>
+      </w:pPr>
+      <w:r>
+        <w:rPr>
+          <w:rFonts w:ascii="Calibri" w:hAnsi="Calibri" w:cs="Calibri"/>
+          <w:b/>
+          <w:bCs/>
+          <w:sz w:val="24"/>
+          <w:szCs w:val="24"/>
+        </w:rPr>
+        <w:t>3. Implementierte Funktionen</w:t>
+      </w:r>
+    </w:p>
+    <w:p>
+      <w:pPr>
+        <w:rPr>
+          <w:rFonts w:ascii="Calibri" w:hAnsi="Calibri" w:cs="Calibri"/>
+          <w:b/>
+          <w:bCs/>
+          <w:sz w:val="24"/>
+          <w:szCs w:val="24"/>
+        </w:rPr>
+      </w:pPr>
+    </w:p>
+    <w:p>
+      <w:pPr>
+        <w:rPr>
+          <w:rFonts w:ascii="Calibri" w:hAnsi="Calibri" w:cs="Calibri"/>
+          <w:b/>
+          <w:bCs/>
+          <w:sz w:val="24"/>
+          <w:szCs w:val="24"/>
+        </w:rPr>
+      </w:pPr>
+      <w:r>
+        <w:rPr>
+          <w:rFonts w:ascii="Calibri" w:hAnsi="Calibri" w:cs="Calibri"/>
+          <w:b/>
+          <w:bCs/>
+          <w:sz w:val="24"/>
+          <w:szCs w:val="24"/>
+        </w:rPr>
+        <w:t>4.</w:t>
+      </w:r>
+      <w:r>
+        <w:rPr>
+          <w:rFonts w:ascii="Calibri" w:hAnsi="Calibri" w:cs="Calibri"/>
+          <w:b/>
+          <w:bCs/>
+          <w:sz w:val="24"/>
+          <w:szCs w:val="24"/>
+        </w:rPr>
+        <w:t xml:space="preserve"> Abweichungen zum Lastenheft</w:t>
+      </w:r>
+    </w:p>
+    <w:p>
+      <w:pPr>
+        <w:rPr>
+          <w:rFonts w:ascii="Calibri" w:hAnsi="Calibri" w:cs="Calibri"/>
+          <w:b/>
+          <w:bCs/>
+          <w:sz w:val="36"/>
+          <w:szCs w:val="36"/>
+        </w:rPr>
+      </w:pPr>
+      <w:r>
+        <w:rPr>
+          <w:rFonts w:ascii="Calibri" w:hAnsi="Calibri" w:cs="Calibri"/>
+          <w:b/>
+          <w:bCs/>
+          <w:sz w:val="36"/>
+          <w:szCs w:val="36"/>
+        </w:rPr>
+        <w:lastRenderedPageBreak/>
+        <w:t>II. Dokumentation &amp; Klassendiagramm</w:t>
+      </w:r>
+    </w:p>
+    <w:p>
+      <w:pPr>
+        <w:rPr>
+          <w:rFonts w:ascii="Calibri" w:hAnsi="Calibri" w:cs="Calibri"/>
+          <w:b/>
+          <w:bCs/>
+          <w:sz w:val="24"/>
+          <w:szCs w:val="24"/>
+        </w:rPr>
+      </w:pPr>
+      <w:r>
+        <w:rPr>
+          <w:rFonts w:ascii="Calibri" w:hAnsi="Calibri" w:cs="Calibri"/>
+          <w:b/>
+          <w:bCs/>
+          <w:sz w:val="24"/>
+          <w:szCs w:val="24"/>
+        </w:rPr>
+        <w:t>1.</w:t>
+      </w:r>
+      <w:r>
+        <w:rPr>
+          <w:rFonts w:ascii="Calibri" w:hAnsi="Calibri" w:cs="Calibri"/>
+          <w:b/>
+          <w:bCs/>
+          <w:sz w:val="24"/>
+          <w:szCs w:val="24"/>
+        </w:rPr>
+        <w:t xml:space="preserve">  </w:t>
+      </w:r>
+      <w:r>
+        <w:rPr>
+          <w:rFonts w:ascii="Calibri" w:hAnsi="Calibri" w:cs="Calibri"/>
+          <w:b/>
+          <w:bCs/>
+          <w:sz w:val="24"/>
+          <w:szCs w:val="24"/>
+        </w:rPr>
+        <w:t>Source-Code</w:t>
+      </w:r>
+    </w:p>
+    <w:p/>
+    <w:p>
+      <w:pPr>
+        <w:rPr>
+          <w:rFonts w:ascii="Calibri" w:hAnsi="Calibri" w:cs="Calibri"/>
+          <w:b/>
+          <w:bCs/>
+          <w:sz w:val="24"/>
+          <w:szCs w:val="24"/>
+        </w:rPr>
+      </w:pPr>
+      <w:r>
+        <w:rPr>
+          <w:rFonts w:ascii="Calibri" w:hAnsi="Calibri" w:cs="Calibri"/>
+          <w:b/>
+          <w:bCs/>
+          <w:sz w:val="24"/>
+          <w:szCs w:val="24"/>
+        </w:rPr>
+        <w:t>2. Klassendiagramm (UML-Struktur)</w:t>
+      </w:r>
+    </w:p>
+    <w:p>
+      <w:pPr>
+        <w:rPr>
+          <w:rFonts w:ascii="Calibri" w:hAnsi="Calibri" w:cs="Calibri"/>
+          <w:b/>
+          <w:bCs/>
+          <w:sz w:val="24"/>
+          <w:szCs w:val="24"/>
+        </w:rPr>
+      </w:pPr>
+    </w:p>
+    <w:p>
+      <w:pPr>
+        <w:rPr>
+          <w:rFonts w:ascii="Calibri" w:hAnsi="Calibri" w:cs="Calibri"/>
+          <w:b/>
+          <w:bCs/>
+          <w:sz w:val="24"/>
+          <w:szCs w:val="24"/>
+        </w:rPr>
+      </w:pPr>
+      <w:r>
+        <w:rPr>
+          <w:rFonts w:ascii="Calibri" w:hAnsi="Calibri" w:cs="Calibri"/>
+          <w:b/>
+          <w:bCs/>
+          <w:sz w:val="24"/>
+          <w:szCs w:val="24"/>
+        </w:rPr>
+        <w:t>3. Steuerungsablauf – automatisch</w:t>
+      </w:r>
+    </w:p>
+    <w:p>
+      <w:pPr>
+        <w:rPr>
+          <w:rFonts w:ascii="Calibri" w:hAnsi="Calibri" w:cs="Calibri"/>
+          <w:b/>
+          <w:bCs/>
+          <w:sz w:val="24"/>
+          <w:szCs w:val="24"/>
+        </w:rPr>
+      </w:pPr>
+    </w:p>
+    <w:p>
+      <w:pPr>
+        <w:rPr>
+          <w:rFonts w:ascii="Calibri" w:hAnsi="Calibri" w:cs="Calibri"/>
+          <w:b/>
+          <w:bCs/>
+          <w:sz w:val="24"/>
+          <w:szCs w:val="24"/>
+        </w:rPr>
+      </w:pPr>
+      <w:r>
+        <w:rPr>
+          <w:rFonts w:ascii="Calibri" w:hAnsi="Calibri" w:cs="Calibri"/>
+          <w:b/>
+          <w:bCs/>
+          <w:sz w:val="24"/>
+          <w:szCs w:val="24"/>
+        </w:rPr>
+        <w:t>4.</w:t>
+      </w:r>
+      <w:r>
+        <w:rPr>
+          <w:rFonts w:ascii="Calibri" w:hAnsi="Calibri" w:cs="Calibri"/>
+          <w:b/>
+          <w:bCs/>
+          <w:sz w:val="24"/>
+          <w:szCs w:val="24"/>
+        </w:rPr>
+        <w:t xml:space="preserve"> </w:t>
+      </w:r>
+      <w:r>
+        <w:rPr>
+          <w:rFonts w:ascii="Calibri" w:hAnsi="Calibri" w:cs="Calibri"/>
+          <w:b/>
+          <w:bCs/>
+          <w:sz w:val="24"/>
+          <w:szCs w:val="24"/>
+        </w:rPr>
+        <w:t>Steuerungsablauf – manuell</w:t>
+      </w:r>
+    </w:p>
+    <w:p/>
+    <w:p>
+      <w:pPr>
+        <w:rPr>
+          <w:rFonts w:ascii="Calibri" w:hAnsi="Calibri" w:cs="Calibri"/>
+          <w:b/>
+          <w:bCs/>
+          <w:sz w:val="36"/>
+          <w:szCs w:val="36"/>
+        </w:rPr>
+      </w:pPr>
+      <w:r>
+        <w:rPr>
+          <w:rFonts w:ascii="Calibri" w:hAnsi="Calibri" w:cs="Calibri"/>
+          <w:b/>
+          <w:bCs/>
+          <w:sz w:val="36"/>
+          <w:szCs w:val="36"/>
+        </w:rPr>
+        <w:t xml:space="preserve">III. </w:t>
+      </w:r>
+      <w:r>
+        <w:rPr>
+          <w:rFonts w:ascii="Calibri" w:hAnsi="Calibri" w:cs="Calibri"/>
+          <w:b/>
+          <w:bCs/>
+          <w:sz w:val="36"/>
+          <w:szCs w:val="36"/>
+        </w:rPr>
+        <w:t>Testdokumentation</w:t>
+      </w:r>
+    </w:p>
+    <w:p>
+      <w:pPr>
+        <w:rPr>
+          <w:rFonts w:ascii="Calibri" w:hAnsi="Calibri" w:cs="Calibri"/>
+          <w:b/>
+          <w:bCs/>
+          <w:sz w:val="36"/>
+          <w:szCs w:val="36"/>
+        </w:rPr>
+      </w:pPr>
+    </w:p>
+    <w:p>
+      <w:pPr>
+        <w:rPr>
+          <w:rFonts w:ascii="Calibri" w:hAnsi="Calibri" w:cs="Calibri"/>
+          <w:b/>
+          <w:bCs/>
+          <w:sz w:val="36"/>
+          <w:szCs w:val="36"/>
+        </w:rPr>
+      </w:pPr>
+      <w:r>
+        <w:rPr>
+          <w:rFonts w:ascii="Calibri" w:hAnsi="Calibri" w:cs="Calibri"/>
+          <w:b/>
+          <w:bCs/>
+          <w:sz w:val="36"/>
+          <w:szCs w:val="36"/>
+        </w:rPr>
+        <w:t>IV.</w:t>
+      </w:r>
+      <w:r>
+        <w:rPr>
+          <w:rFonts w:ascii="Calibri" w:hAnsi="Calibri" w:cs="Calibri"/>
+          <w:b/>
+          <w:bCs/>
+          <w:sz w:val="36"/>
+          <w:szCs w:val="36"/>
+        </w:rPr>
+        <w:t xml:space="preserve"> Fazit</w:t>
+      </w:r>
+    </w:p>
+    <w:p>
+      <w:pPr>
+        <w:rPr>
+          <w:rFonts w:ascii="Calibri" w:hAnsi="Calibri" w:cs="Calibri"/>
+          <w:b/>
+          <w:bCs/>
+          <w:sz w:val="36"/>
+          <w:szCs w:val="36"/>
+        </w:rPr>
+      </w:pPr>
+    </w:p>
+    <w:p>
+      <w:pPr>
+        <w:rPr>
+          <w:rFonts w:ascii="Calibri" w:hAnsi="Calibri" w:cs="Calibri"/>
+          <w:sz w:val="24"/>
+          <w:szCs w:val="24"/>
+        </w:rPr>
+      </w:pPr>
+    </w:p>
+    <w:p>
+      <w:pPr>
+        <w:rPr>
+          <w:rFonts w:ascii="Calibri" w:hAnsi="Calibri" w:cs="Calibri"/>
+          <w:sz w:val="24"/>
+          <w:szCs w:val="24"/>
+        </w:rPr>
+      </w:pPr>
+    </w:p>
+    <w:p>
+      <w:pPr>
         <w:rPr>
           <w:rFonts w:ascii="Calibri" w:hAnsi="Calibri" w:cs="Calibri"/>
           <w:sz w:val="24"/>
@@ -1480,6 +1990,95 @@
     </w:lvl>
   </w:abstractNum>
   <w:abstractNum w:abstractNumId="3" w15:restartNumberingAfterBreak="0">
+    <w:nsid w:val="1D3C372B"/>
+    <w:multiLevelType w:val="hybridMultilevel"/>
+    <w:tmpl w:val="5A4C7812"/>
+    <w:lvl w:ilvl="0" w:tplc="0809000F">
+      <w:start w:val="1"/>
+      <w:numFmt w:val="decimal"/>
+      <w:lvlText w:val="%1."/>
+      <w:lvlJc w:val="left"/>
+      <w:pPr>
+        <w:ind w:left="720" w:hanging="360"/>
+      </w:pPr>
+      <w:rPr>
+        <w:rFonts w:hint="default"/>
+      </w:rPr>
+    </w:lvl>
+    <w:lvl w:ilvl="1" w:tplc="08090019" w:tentative="1">
+      <w:start w:val="1"/>
+      <w:numFmt w:val="lowerLetter"/>
+      <w:lvlText w:val="%2."/>
+      <w:lvlJc w:val="left"/>
+      <w:pPr>
+        <w:ind w:left="1440" w:hanging="360"/>
+      </w:pPr>
+    </w:lvl>
+    <w:lvl w:ilvl="2" w:tplc="0809001B" w:tentative="1">
+      <w:start w:val="1"/>
+      <w:numFmt w:val="lowerRoman"/>
+      <w:lvlText w:val="%3."/>
+      <w:lvlJc w:val="right"/>
+      <w:pPr>
+        <w:ind w:left="2160" w:hanging="180"/>
+      </w:pPr>
+    </w:lvl>
+    <w:lvl w:ilvl="3" w:tplc="0809000F" w:tentative="1">
+      <w:start w:val="1"/>
+      <w:numFmt w:val="decimal"/>
+      <w:lvlText w:val="%4."/>
+      <w:lvlJc w:val="left"/>
+      <w:pPr>
+        <w:ind w:left="2880" w:hanging="360"/>
+      </w:pPr>
+    </w:lvl>
+    <w:lvl w:ilvl="4" w:tplc="08090019" w:tentative="1">
+      <w:start w:val="1"/>
+      <w:numFmt w:val="lowerLetter"/>
+      <w:lvlText w:val="%5."/>
+      <w:lvlJc w:val="left"/>
+      <w:pPr>
+        <w:ind w:left="3600" w:hanging="360"/>
+      </w:pPr>
+    </w:lvl>
+    <w:lvl w:ilvl="5" w:tplc="0809001B" w:tentative="1">
+      <w:start w:val="1"/>
+      <w:numFmt w:val="lowerRoman"/>
+      <w:lvlText w:val="%6."/>
+      <w:lvlJc w:val="right"/>
+      <w:pPr>
+        <w:ind w:left="4320" w:hanging="180"/>
+      </w:pPr>
+    </w:lvl>
+    <w:lvl w:ilvl="6" w:tplc="0809000F" w:tentative="1">
+      <w:start w:val="1"/>
+      <w:numFmt w:val="decimal"/>
+      <w:lvlText w:val="%7."/>
+      <w:lvlJc w:val="left"/>
+      <w:pPr>
+        <w:ind w:left="5040" w:hanging="360"/>
+      </w:pPr>
+    </w:lvl>
+    <w:lvl w:ilvl="7" w:tplc="08090019" w:tentative="1">
+      <w:start w:val="1"/>
+      <w:numFmt w:val="lowerLetter"/>
+      <w:lvlText w:val="%8."/>
+      <w:lvlJc w:val="left"/>
+      <w:pPr>
+        <w:ind w:left="5760" w:hanging="360"/>
+      </w:pPr>
+    </w:lvl>
+    <w:lvl w:ilvl="8" w:tplc="0809001B" w:tentative="1">
+      <w:start w:val="1"/>
+      <w:numFmt w:val="lowerRoman"/>
+      <w:lvlText w:val="%9."/>
+      <w:lvlJc w:val="right"/>
+      <w:pPr>
+        <w:ind w:left="6480" w:hanging="180"/>
+      </w:pPr>
+    </w:lvl>
+  </w:abstractNum>
+  <w:abstractNum w:abstractNumId="4" w15:restartNumberingAfterBreak="0">
     <w:nsid w:val="21932A9E"/>
     <w:multiLevelType w:val="hybridMultilevel"/>
     <w:tmpl w:val="7820E55E"/>
@@ -1565,7 +2164,7 @@
       </w:pPr>
     </w:lvl>
   </w:abstractNum>
-  <w:abstractNum w:abstractNumId="4" w15:restartNumberingAfterBreak="0">
+  <w:abstractNum w:abstractNumId="5" w15:restartNumberingAfterBreak="0">
     <w:nsid w:val="2D0F6144"/>
     <w:multiLevelType w:val="hybridMultilevel"/>
     <w:tmpl w:val="AB568106"/>
@@ -1651,7 +2250,96 @@
       </w:pPr>
     </w:lvl>
   </w:abstractNum>
-  <w:abstractNum w:abstractNumId="5" w15:restartNumberingAfterBreak="0">
+  <w:abstractNum w:abstractNumId="6" w15:restartNumberingAfterBreak="0">
+    <w:nsid w:val="309E5DF9"/>
+    <w:multiLevelType w:val="hybridMultilevel"/>
+    <w:tmpl w:val="EB62D0F0"/>
+    <w:lvl w:ilvl="0" w:tplc="0809000F">
+      <w:start w:val="1"/>
+      <w:numFmt w:val="decimal"/>
+      <w:lvlText w:val="%1."/>
+      <w:lvlJc w:val="left"/>
+      <w:pPr>
+        <w:ind w:left="720" w:hanging="360"/>
+      </w:pPr>
+      <w:rPr>
+        <w:rFonts w:hint="default"/>
+      </w:rPr>
+    </w:lvl>
+    <w:lvl w:ilvl="1" w:tplc="08090019" w:tentative="1">
+      <w:start w:val="1"/>
+      <w:numFmt w:val="lowerLetter"/>
+      <w:lvlText w:val="%2."/>
+      <w:lvlJc w:val="left"/>
+      <w:pPr>
+        <w:ind w:left="1440" w:hanging="360"/>
+      </w:pPr>
+    </w:lvl>
+    <w:lvl w:ilvl="2" w:tplc="0809001B" w:tentative="1">
+      <w:start w:val="1"/>
+      <w:numFmt w:val="lowerRoman"/>
+      <w:lvlText w:val="%3."/>
+      <w:lvlJc w:val="right"/>
+      <w:pPr>
+        <w:ind w:left="2160" w:hanging="180"/>
+      </w:pPr>
+    </w:lvl>
+    <w:lvl w:ilvl="3" w:tplc="0809000F" w:tentative="1">
+      <w:start w:val="1"/>
+      <w:numFmt w:val="decimal"/>
+      <w:lvlText w:val="%4."/>
+      <w:lvlJc w:val="left"/>
+      <w:pPr>
+        <w:ind w:left="2880" w:hanging="360"/>
+      </w:pPr>
+    </w:lvl>
+    <w:lvl w:ilvl="4" w:tplc="08090019" w:tentative="1">
+      <w:start w:val="1"/>
+      <w:numFmt w:val="lowerLetter"/>
+      <w:lvlText w:val="%5."/>
+      <w:lvlJc w:val="left"/>
+      <w:pPr>
+        <w:ind w:left="3600" w:hanging="360"/>
+      </w:pPr>
+    </w:lvl>
+    <w:lvl w:ilvl="5" w:tplc="0809001B" w:tentative="1">
+      <w:start w:val="1"/>
+      <w:numFmt w:val="lowerRoman"/>
+      <w:lvlText w:val="%6."/>
+      <w:lvlJc w:val="right"/>
+      <w:pPr>
+        <w:ind w:left="4320" w:hanging="180"/>
+      </w:pPr>
+    </w:lvl>
+    <w:lvl w:ilvl="6" w:tplc="0809000F" w:tentative="1">
+      <w:start w:val="1"/>
+      <w:numFmt w:val="decimal"/>
+      <w:lvlText w:val="%7."/>
+      <w:lvlJc w:val="left"/>
+      <w:pPr>
+        <w:ind w:left="5040" w:hanging="360"/>
+      </w:pPr>
+    </w:lvl>
+    <w:lvl w:ilvl="7" w:tplc="08090019" w:tentative="1">
+      <w:start w:val="1"/>
+      <w:numFmt w:val="lowerLetter"/>
+      <w:lvlText w:val="%8."/>
+      <w:lvlJc w:val="left"/>
+      <w:pPr>
+        <w:ind w:left="5760" w:hanging="360"/>
+      </w:pPr>
+    </w:lvl>
+    <w:lvl w:ilvl="8" w:tplc="0809001B" w:tentative="1">
+      <w:start w:val="1"/>
+      <w:numFmt w:val="lowerRoman"/>
+      <w:lvlText w:val="%9."/>
+      <w:lvlJc w:val="right"/>
+      <w:pPr>
+        <w:ind w:left="6480" w:hanging="180"/>
+      </w:pPr>
+    </w:lvl>
+  </w:abstractNum>
+  <w:abstractNum w:abstractNumId="7" w15:restartNumberingAfterBreak="0">
     <w:nsid w:val="479F60AE"/>
     <w:multiLevelType w:val="hybridMultilevel"/>
     <w:tmpl w:val="0AA6CC00"/>
@@ -1740,7 +2428,96 @@
       </w:pPr>
     </w:lvl>
   </w:abstractNum>
-  <w:abstractNum w:abstractNumId="6" w15:restartNumberingAfterBreak="0">
+  <w:abstractNum w:abstractNumId="8" w15:restartNumberingAfterBreak="0">
+    <w:nsid w:val="590731D5"/>
+    <w:multiLevelType w:val="hybridMultilevel"/>
+    <w:tmpl w:val="D898E868"/>
+    <w:lvl w:ilvl="0" w:tplc="0809000F">
+      <w:start w:val="1"/>
+      <w:numFmt w:val="decimal"/>
+      <w:lvlText w:val="%1."/>
+      <w:lvlJc w:val="left"/>
+      <w:pPr>
+        <w:ind w:left="720" w:hanging="360"/>
+      </w:pPr>
+      <w:rPr>
+        <w:rFonts w:hint="default"/>
+      </w:rPr>
+    </w:lvl>
+    <w:lvl w:ilvl="1" w:tplc="08090019" w:tentative="1">
+      <w:start w:val="1"/>
+      <w:numFmt w:val="lowerLetter"/>
+      <w:lvlText w:val="%2."/>
+      <w:lvlJc w:val="left"/>
+      <w:pPr>
+        <w:ind w:left="1440" w:hanging="360"/>
+      </w:pPr>
+    </w:lvl>
+    <w:lvl w:ilvl="2" w:tplc="0809001B" w:tentative="1">
+      <w:start w:val="1"/>
+      <w:numFmt w:val="lowerRoman"/>
+      <w:lvlText w:val="%3."/>
+      <w:lvlJc w:val="right"/>
+      <w:pPr>
+        <w:ind w:left="2160" w:hanging="180"/>
+      </w:pPr>
+    </w:lvl>
+    <w:lvl w:ilvl="3" w:tplc="0809000F" w:tentative="1">
+      <w:start w:val="1"/>
+      <w:numFmt w:val="decimal"/>
+      <w:lvlText w:val="%4."/>
+      <w:lvlJc w:val="left"/>
+      <w:pPr>
+        <w:ind w:left="2880" w:hanging="360"/>
+      </w:pPr>
+    </w:lvl>
+    <w:lvl w:ilvl="4" w:tplc="08090019" w:tentative="1">
+      <w:start w:val="1"/>
+      <w:numFmt w:val="lowerLetter"/>
+      <w:lvlText w:val="%5."/>
+      <w:lvlJc w:val="left"/>
+      <w:pPr>
+        <w:ind w:left="3600" w:hanging="360"/>
+      </w:pPr>
+    </w:lvl>
+    <w:lvl w:ilvl="5" w:tplc="0809001B" w:tentative="1">
+      <w:start w:val="1"/>
+      <w:numFmt w:val="lowerRoman"/>
+      <w:lvlText w:val="%6."/>
+      <w:lvlJc w:val="right"/>
+      <w:pPr>
+        <w:ind w:left="4320" w:hanging="180"/>
+      </w:pPr>
+    </w:lvl>
+    <w:lvl w:ilvl="6" w:tplc="0809000F" w:tentative="1">
+      <w:start w:val="1"/>
+      <w:numFmt w:val="decimal"/>
+      <w:lvlText w:val="%7."/>
+      <w:lvlJc w:val="left"/>
+      <w:pPr>
+        <w:ind w:left="5040" w:hanging="360"/>
+      </w:pPr>
+    </w:lvl>
+    <w:lvl w:ilvl="7" w:tplc="08090019" w:tentative="1">
+      <w:start w:val="1"/>
+      <w:numFmt w:val="lowerLetter"/>
+      <w:lvlText w:val="%8."/>
+      <w:lvlJc w:val="left"/>
+      <w:pPr>
+        <w:ind w:left="5760" w:hanging="360"/>
+      </w:pPr>
+    </w:lvl>
+    <w:lvl w:ilvl="8" w:tplc="0809001B" w:tentative="1">
+      <w:start w:val="1"/>
+      <w:numFmt w:val="lowerRoman"/>
+      <w:lvlText w:val="%9."/>
+      <w:lvlJc w:val="right"/>
+      <w:pPr>
+        <w:ind w:left="6480" w:hanging="180"/>
+      </w:pPr>
+    </w:lvl>
+  </w:abstractNum>
+  <w:abstractNum w:abstractNumId="9" w15:restartNumberingAfterBreak="0">
     <w:nsid w:val="5A7D46B9"/>
     <w:multiLevelType w:val="hybridMultilevel"/>
     <w:tmpl w:val="80B29120"/>
@@ -1829,7 +2606,7 @@
       </w:pPr>
     </w:lvl>
   </w:abstractNum>
-  <w:abstractNum w:abstractNumId="7" w15:restartNumberingAfterBreak="0">
+  <w:abstractNum w:abstractNumId="10" w15:restartNumberingAfterBreak="0">
     <w:nsid w:val="794B01E5"/>
     <w:multiLevelType w:val="hybridMultilevel"/>
     <w:tmpl w:val="A9EC4076"/>
@@ -1916,28 +2693,37 @@
     </w:lvl>
   </w:abstractNum>
   <w:num w:numId="1" w16cid:durableId="554241200">
-    <w:abstractNumId w:val="7"/>
+    <w:abstractNumId w:val="10"/>
   </w:num>
   <w:num w:numId="2" w16cid:durableId="290669986">
-    <w:abstractNumId w:val="3"/>
+    <w:abstractNumId w:val="4"/>
   </w:num>
   <w:num w:numId="3" w16cid:durableId="1227913604">
     <w:abstractNumId w:val="2"/>
   </w:num>
   <w:num w:numId="4" w16cid:durableId="640963004">
-    <w:abstractNumId w:val="4"/>
+    <w:abstractNumId w:val="5"/>
   </w:num>
   <w:num w:numId="5" w16cid:durableId="279458147">
     <w:abstractNumId w:val="1"/>
   </w:num>
   <w:num w:numId="6" w16cid:durableId="1374231856">
-    <w:abstractNumId w:val="5"/>
+    <w:abstractNumId w:val="7"/>
   </w:num>
   <w:num w:numId="7" w16cid:durableId="1328022359">
-    <w:abstractNumId w:val="6"/>
+    <w:abstractNumId w:val="9"/>
   </w:num>
   <w:num w:numId="8" w16cid:durableId="445388384">
     <w:abstractNumId w:val="0"/>
+  </w:num>
+  <w:num w:numId="9" w16cid:durableId="1087311493">
+    <w:abstractNumId w:val="3"/>
+  </w:num>
+  <w:num w:numId="10" w16cid:durableId="400562820">
+    <w:abstractNumId w:val="6"/>
+  </w:num>
+  <w:num w:numId="11" w16cid:durableId="1279677708">
+    <w:abstractNumId w:val="8"/>
   </w:num>
 </w:numbering>
 </file>
